--- a/HTML/iframe/02 - Shop Drawing (S.D)/SD.docx
+++ b/HTML/iframe/02 - Shop Drawing (S.D)/SD.docx
@@ -52,7 +52,7 @@
     <w:tbl>
       <w:tblPr>
         <w:tblStyle w:val="TableGrid"/>
-        <w:tblW w:w="10823" w:type="dxa"/>
+        <w:tblW w:w="10500" w:type="dxa"/>
         <w:tblInd w:w="-188" w:type="dxa"/>
         <w:tblBorders>
           <w:top w:val="none" w:sz="0" w:space="0" w:color="auto"/>
@@ -65,30 +65,30 @@
         <w:tblLook w:val="04A0" w:firstRow="1" w:lastRow="0" w:firstColumn="1" w:lastColumn="0" w:noHBand="0" w:noVBand="1"/>
       </w:tblPr>
       <w:tblGrid>
-        <w:gridCol w:w="929"/>
-        <w:gridCol w:w="1499"/>
-        <w:gridCol w:w="648"/>
-        <w:gridCol w:w="635"/>
-        <w:gridCol w:w="783"/>
-        <w:gridCol w:w="926"/>
-        <w:gridCol w:w="268"/>
-        <w:gridCol w:w="89"/>
-        <w:gridCol w:w="308"/>
-        <w:gridCol w:w="319"/>
-        <w:gridCol w:w="651"/>
-        <w:gridCol w:w="52"/>
-        <w:gridCol w:w="727"/>
-        <w:gridCol w:w="1428"/>
-        <w:gridCol w:w="641"/>
-        <w:gridCol w:w="920"/>
+        <w:gridCol w:w="901"/>
+        <w:gridCol w:w="1454"/>
+        <w:gridCol w:w="629"/>
+        <w:gridCol w:w="616"/>
+        <w:gridCol w:w="759"/>
+        <w:gridCol w:w="898"/>
+        <w:gridCol w:w="261"/>
+        <w:gridCol w:w="86"/>
+        <w:gridCol w:w="299"/>
+        <w:gridCol w:w="309"/>
+        <w:gridCol w:w="631"/>
+        <w:gridCol w:w="51"/>
+        <w:gridCol w:w="704"/>
+        <w:gridCol w:w="1387"/>
+        <w:gridCol w:w="621"/>
+        <w:gridCol w:w="894"/>
       </w:tblGrid>
       <w:tr>
         <w:trPr>
-          <w:trHeight w:val="1892"/>
+          <w:trHeight w:val="1651"/>
         </w:trPr>
         <w:tc>
           <w:tcPr>
-            <w:tcW w:w="6085" w:type="dxa"/>
+            <w:tcW w:w="5903" w:type="dxa"/>
             <w:gridSpan w:val="9"/>
             <w:tcBorders>
               <w:top w:val="single" w:sz="6" w:space="0" w:color="000000" w:themeColor="text1"/>
@@ -246,7 +246,7 @@
         </w:tc>
         <w:tc>
           <w:tcPr>
-            <w:tcW w:w="4737" w:type="dxa"/>
+            <w:tcW w:w="4596" w:type="dxa"/>
             <w:gridSpan w:val="7"/>
             <w:tcBorders>
               <w:top w:val="single" w:sz="6" w:space="0" w:color="000000" w:themeColor="text1"/>
@@ -398,11 +398,11 @@
           </w:tblBorders>
         </w:tblPrEx>
         <w:trPr>
-          <w:trHeight w:val="706"/>
+          <w:trHeight w:val="616"/>
         </w:trPr>
         <w:tc>
           <w:tcPr>
-            <w:tcW w:w="10823" w:type="dxa"/>
+            <w:tcW w:w="10500" w:type="dxa"/>
             <w:gridSpan w:val="16"/>
             <w:tcBorders>
               <w:top w:val="nil"/>
@@ -533,11 +533,11 @@
           </w:tblBorders>
         </w:tblPrEx>
         <w:trPr>
-          <w:trHeight w:val="633"/>
+          <w:trHeight w:val="552"/>
         </w:trPr>
         <w:tc>
           <w:tcPr>
-            <w:tcW w:w="2428" w:type="dxa"/>
+            <w:tcW w:w="2355" w:type="dxa"/>
             <w:gridSpan w:val="2"/>
             <w:tcBorders>
               <w:top w:val="single" w:sz="6" w:space="0" w:color="000000" w:themeColor="text1"/>
@@ -620,7 +620,7 @@
         </w:tc>
         <w:tc>
           <w:tcPr>
-            <w:tcW w:w="2066" w:type="dxa"/>
+            <w:tcW w:w="2004" w:type="dxa"/>
             <w:gridSpan w:val="3"/>
             <w:tcBorders>
               <w:top w:val="single" w:sz="6" w:space="0" w:color="000000" w:themeColor="text1"/>
@@ -729,7 +729,7 @@
         </w:tc>
         <w:tc>
           <w:tcPr>
-            <w:tcW w:w="2561" w:type="dxa"/>
+            <w:tcW w:w="2484" w:type="dxa"/>
             <w:gridSpan w:val="6"/>
             <w:tcBorders>
               <w:top w:val="single" w:sz="6" w:space="0" w:color="000000" w:themeColor="text1"/>
@@ -848,7 +848,7 @@
         </w:tc>
         <w:tc>
           <w:tcPr>
-            <w:tcW w:w="3767" w:type="dxa"/>
+            <w:tcW w:w="3655" w:type="dxa"/>
             <w:gridSpan w:val="5"/>
             <w:tcBorders>
               <w:top w:val="single" w:sz="6" w:space="0" w:color="000000" w:themeColor="text1"/>
@@ -960,11 +960,11 @@
           </w:tblBorders>
         </w:tblPrEx>
         <w:trPr>
-          <w:trHeight w:val="419"/>
+          <w:trHeight w:val="365"/>
         </w:trPr>
         <w:tc>
           <w:tcPr>
-            <w:tcW w:w="2428" w:type="dxa"/>
+            <w:tcW w:w="2355" w:type="dxa"/>
             <w:gridSpan w:val="2"/>
             <w:tcBorders>
               <w:top w:val="nil"/>
@@ -1019,7 +1019,7 @@
         </w:tc>
         <w:tc>
           <w:tcPr>
-            <w:tcW w:w="2066" w:type="dxa"/>
+            <w:tcW w:w="2004" w:type="dxa"/>
             <w:gridSpan w:val="3"/>
             <w:tcBorders>
               <w:top w:val="nil"/>
@@ -1122,7 +1122,7 @@
         </w:tc>
         <w:tc>
           <w:tcPr>
-            <w:tcW w:w="2561" w:type="dxa"/>
+            <w:tcW w:w="2484" w:type="dxa"/>
             <w:gridSpan w:val="6"/>
             <w:tcBorders>
               <w:top w:val="nil"/>
@@ -1225,7 +1225,7 @@
         </w:tc>
         <w:tc>
           <w:tcPr>
-            <w:tcW w:w="3767" w:type="dxa"/>
+            <w:tcW w:w="3655" w:type="dxa"/>
             <w:gridSpan w:val="5"/>
             <w:tcBorders>
               <w:top w:val="nil"/>
@@ -1347,11 +1347,11 @@
           </w:tblBorders>
         </w:tblPrEx>
         <w:trPr>
-          <w:trHeight w:val="125"/>
+          <w:trHeight w:val="109"/>
         </w:trPr>
         <w:tc>
           <w:tcPr>
-            <w:tcW w:w="2428" w:type="dxa"/>
+            <w:tcW w:w="2355" w:type="dxa"/>
             <w:gridSpan w:val="2"/>
             <w:tcBorders>
               <w:top w:val="nil"/>
@@ -1374,7 +1374,7 @@
         </w:tc>
         <w:tc>
           <w:tcPr>
-            <w:tcW w:w="2066" w:type="dxa"/>
+            <w:tcW w:w="2004" w:type="dxa"/>
             <w:gridSpan w:val="3"/>
             <w:tcBorders>
               <w:top w:val="nil"/>
@@ -1477,7 +1477,7 @@
         </w:tc>
         <w:tc>
           <w:tcPr>
-            <w:tcW w:w="2561" w:type="dxa"/>
+            <w:tcW w:w="2484" w:type="dxa"/>
             <w:gridSpan w:val="6"/>
             <w:tcBorders>
               <w:top w:val="nil"/>
@@ -1591,7 +1591,7 @@
         </w:tc>
         <w:tc>
           <w:tcPr>
-            <w:tcW w:w="3767" w:type="dxa"/>
+            <w:tcW w:w="3655" w:type="dxa"/>
             <w:gridSpan w:val="5"/>
             <w:tcBorders>
               <w:top w:val="nil"/>
@@ -1630,11 +1630,11 @@
           </w:tblBorders>
         </w:tblPrEx>
         <w:trPr>
-          <w:trHeight w:val="312"/>
+          <w:trHeight w:val="272"/>
         </w:trPr>
         <w:tc>
           <w:tcPr>
-            <w:tcW w:w="929" w:type="dxa"/>
+            <w:tcW w:w="901" w:type="dxa"/>
             <w:tcBorders>
               <w:top w:val="single" w:sz="6" w:space="0" w:color="000000" w:themeColor="text1"/>
               <w:left w:val="single" w:sz="6" w:space="0" w:color="000000" w:themeColor="text1"/>
@@ -1700,7 +1700,7 @@
         </w:tc>
         <w:tc>
           <w:tcPr>
-            <w:tcW w:w="4848" w:type="dxa"/>
+            <w:tcW w:w="4703" w:type="dxa"/>
             <w:gridSpan w:val="7"/>
             <w:tcBorders>
               <w:top w:val="single" w:sz="6" w:space="0" w:color="000000" w:themeColor="text1"/>
@@ -1739,7 +1739,7 @@
         </w:tc>
         <w:tc>
           <w:tcPr>
-            <w:tcW w:w="3485" w:type="dxa"/>
+            <w:tcW w:w="3381" w:type="dxa"/>
             <w:gridSpan w:val="6"/>
             <w:tcBorders>
               <w:top w:val="single" w:sz="6" w:space="0" w:color="000000" w:themeColor="text1"/>
@@ -1778,7 +1778,7 @@
         </w:tc>
         <w:tc>
           <w:tcPr>
-            <w:tcW w:w="641" w:type="dxa"/>
+            <w:tcW w:w="621" w:type="dxa"/>
             <w:tcBorders>
               <w:top w:val="single" w:sz="6" w:space="0" w:color="000000" w:themeColor="text1"/>
               <w:left w:val="single" w:sz="6" w:space="0" w:color="000000" w:themeColor="text1"/>
@@ -1817,7 +1817,7 @@
         </w:tc>
         <w:tc>
           <w:tcPr>
-            <w:tcW w:w="918" w:type="dxa"/>
+            <w:tcW w:w="892" w:type="dxa"/>
             <w:tcBorders>
               <w:top w:val="single" w:sz="6" w:space="0" w:color="000000" w:themeColor="text1"/>
               <w:left w:val="single" w:sz="6" w:space="0" w:color="000000" w:themeColor="text1"/>
@@ -1892,11 +1892,11 @@
           </w:tblBorders>
         </w:tblPrEx>
         <w:trPr>
-          <w:trHeight w:val="479"/>
+          <w:trHeight w:val="418"/>
         </w:trPr>
         <w:tc>
           <w:tcPr>
-            <w:tcW w:w="929" w:type="dxa"/>
+            <w:tcW w:w="901" w:type="dxa"/>
             <w:tcBorders>
               <w:top w:val="single" w:sz="6" w:space="0" w:color="000000" w:themeColor="text1"/>
               <w:left w:val="single" w:sz="6" w:space="0" w:color="000000" w:themeColor="text1"/>
@@ -1931,7 +1931,7 @@
         </w:tc>
         <w:tc>
           <w:tcPr>
-            <w:tcW w:w="4848" w:type="dxa"/>
+            <w:tcW w:w="4703" w:type="dxa"/>
             <w:gridSpan w:val="7"/>
             <w:tcBorders>
               <w:top w:val="single" w:sz="6" w:space="0" w:color="000000" w:themeColor="text1"/>
@@ -1960,7 +1960,7 @@
         </w:tc>
         <w:tc>
           <w:tcPr>
-            <w:tcW w:w="3485" w:type="dxa"/>
+            <w:tcW w:w="3381" w:type="dxa"/>
             <w:gridSpan w:val="6"/>
             <w:tcBorders>
               <w:top w:val="single" w:sz="6" w:space="0" w:color="000000" w:themeColor="text1"/>
@@ -1987,7 +1987,7 @@
         </w:tc>
         <w:tc>
           <w:tcPr>
-            <w:tcW w:w="641" w:type="dxa"/>
+            <w:tcW w:w="621" w:type="dxa"/>
             <w:tcBorders>
               <w:top w:val="single" w:sz="6" w:space="0" w:color="000000" w:themeColor="text1"/>
               <w:left w:val="single" w:sz="6" w:space="0" w:color="000000" w:themeColor="text1"/>
@@ -2013,7 +2013,7 @@
         </w:tc>
         <w:tc>
           <w:tcPr>
-            <w:tcW w:w="918" w:type="dxa"/>
+            <w:tcW w:w="892" w:type="dxa"/>
             <w:tcBorders>
               <w:top w:val="single" w:sz="6" w:space="0" w:color="000000" w:themeColor="text1"/>
               <w:left w:val="single" w:sz="6" w:space="0" w:color="000000" w:themeColor="text1"/>
@@ -2048,11 +2048,11 @@
           </w:tblBorders>
         </w:tblPrEx>
         <w:trPr>
-          <w:trHeight w:val="2637"/>
+          <w:trHeight w:val="2301"/>
         </w:trPr>
         <w:tc>
           <w:tcPr>
-            <w:tcW w:w="10823" w:type="dxa"/>
+            <w:tcW w:w="10500" w:type="dxa"/>
             <w:gridSpan w:val="16"/>
             <w:tcBorders>
               <w:top w:val="single" w:sz="6" w:space="0" w:color="000000" w:themeColor="text1"/>
@@ -2621,11 +2621,11 @@
           </w:tblBorders>
         </w:tblPrEx>
         <w:trPr>
-          <w:trHeight w:val="375"/>
+          <w:trHeight w:val="327"/>
         </w:trPr>
         <w:tc>
           <w:tcPr>
-            <w:tcW w:w="3711" w:type="dxa"/>
+            <w:tcW w:w="3600" w:type="dxa"/>
             <w:gridSpan w:val="4"/>
             <w:tcBorders>
               <w:top w:val="single" w:sz="6" w:space="0" w:color="000000" w:themeColor="text1"/>
@@ -2664,7 +2664,7 @@
         </w:tc>
         <w:tc>
           <w:tcPr>
-            <w:tcW w:w="2693" w:type="dxa"/>
+            <w:tcW w:w="2612" w:type="dxa"/>
             <w:gridSpan w:val="6"/>
             <w:tcBorders>
               <w:top w:val="single" w:sz="6" w:space="0" w:color="000000" w:themeColor="text1"/>
@@ -2688,7 +2688,7 @@
         </w:tc>
         <w:tc>
           <w:tcPr>
-            <w:tcW w:w="4417" w:type="dxa"/>
+            <w:tcW w:w="4287" w:type="dxa"/>
             <w:gridSpan w:val="6"/>
             <w:tcBorders>
               <w:top w:val="single" w:sz="6" w:space="0" w:color="000000" w:themeColor="text1"/>
@@ -2722,11 +2722,11 @@
           </w:tblBorders>
         </w:tblPrEx>
         <w:trPr>
-          <w:trHeight w:val="394"/>
+          <w:trHeight w:val="343"/>
         </w:trPr>
         <w:tc>
           <w:tcPr>
-            <w:tcW w:w="2428" w:type="dxa"/>
+            <w:tcW w:w="2355" w:type="dxa"/>
             <w:gridSpan w:val="2"/>
             <w:tcBorders>
               <w:top w:val="nil"/>
@@ -2760,7 +2760,7 @@
         </w:tc>
         <w:tc>
           <w:tcPr>
-            <w:tcW w:w="2992" w:type="dxa"/>
+            <w:tcW w:w="2902" w:type="dxa"/>
             <w:gridSpan w:val="4"/>
             <w:tcBorders>
               <w:top w:val="nil"/>
@@ -2793,7 +2793,7 @@
         </w:tc>
         <w:tc>
           <w:tcPr>
-            <w:tcW w:w="2414" w:type="dxa"/>
+            <w:tcW w:w="2341" w:type="dxa"/>
             <w:gridSpan w:val="7"/>
             <w:tcBorders>
               <w:top w:val="nil"/>
@@ -2826,7 +2826,7 @@
         </w:tc>
         <w:tc>
           <w:tcPr>
-            <w:tcW w:w="2988" w:type="dxa"/>
+            <w:tcW w:w="2899" w:type="dxa"/>
             <w:gridSpan w:val="3"/>
             <w:tcBorders>
               <w:top w:val="nil"/>
@@ -2869,11 +2869,11 @@
           </w:tblBorders>
         </w:tblPrEx>
         <w:trPr>
-          <w:trHeight w:val="96"/>
+          <w:trHeight w:val="83"/>
         </w:trPr>
         <w:tc>
           <w:tcPr>
-            <w:tcW w:w="10823" w:type="dxa"/>
+            <w:tcW w:w="10500" w:type="dxa"/>
             <w:gridSpan w:val="16"/>
             <w:tcBorders>
               <w:top w:val="nil"/>
@@ -2907,11 +2907,11 @@
           </w:tblBorders>
         </w:tblPrEx>
         <w:trPr>
-          <w:trHeight w:val="239"/>
+          <w:trHeight w:val="208"/>
         </w:trPr>
         <w:tc>
           <w:tcPr>
-            <w:tcW w:w="3076" w:type="dxa"/>
+            <w:tcW w:w="2984" w:type="dxa"/>
             <w:gridSpan w:val="3"/>
             <w:tcBorders>
               <w:top w:val="single" w:sz="12" w:space="0" w:color="000000" w:themeColor="text1"/>
@@ -2944,7 +2944,7 @@
         </w:tc>
         <w:tc>
           <w:tcPr>
-            <w:tcW w:w="4031" w:type="dxa"/>
+            <w:tcW w:w="3910" w:type="dxa"/>
             <w:gridSpan w:val="9"/>
             <w:tcBorders>
               <w:top w:val="single" w:sz="12" w:space="0" w:color="000000" w:themeColor="text1"/>
@@ -2965,7 +2965,7 @@
         </w:tc>
         <w:tc>
           <w:tcPr>
-            <w:tcW w:w="3715" w:type="dxa"/>
+            <w:tcW w:w="3605" w:type="dxa"/>
             <w:gridSpan w:val="4"/>
             <w:tcBorders>
               <w:top w:val="single" w:sz="12" w:space="0" w:color="000000" w:themeColor="text1"/>
@@ -2996,11 +2996,11 @@
           </w:tblBorders>
         </w:tblPrEx>
         <w:trPr>
-          <w:trHeight w:val="2903"/>
+          <w:trHeight w:val="2533"/>
         </w:trPr>
         <w:tc>
           <w:tcPr>
-            <w:tcW w:w="10823" w:type="dxa"/>
+            <w:tcW w:w="10500" w:type="dxa"/>
             <w:gridSpan w:val="16"/>
             <w:tcBorders>
               <w:top w:val="nil"/>
@@ -3223,11 +3223,11 @@
           </w:tblBorders>
         </w:tblPrEx>
         <w:trPr>
-          <w:trHeight w:val="84"/>
+          <w:trHeight w:val="73"/>
         </w:trPr>
         <w:tc>
           <w:tcPr>
-            <w:tcW w:w="5688" w:type="dxa"/>
+            <w:tcW w:w="5518" w:type="dxa"/>
             <w:gridSpan w:val="7"/>
             <w:tcBorders>
               <w:top w:val="single" w:sz="12" w:space="0" w:color="000000" w:themeColor="text1"/>
@@ -3250,7 +3250,7 @@
         </w:tc>
         <w:tc>
           <w:tcPr>
-            <w:tcW w:w="1418" w:type="dxa"/>
+            <w:tcW w:w="1376" w:type="dxa"/>
             <w:gridSpan w:val="5"/>
             <w:tcBorders>
               <w:top w:val="single" w:sz="12" w:space="0" w:color="000000" w:themeColor="text1"/>
@@ -3271,7 +3271,7 @@
         </w:tc>
         <w:tc>
           <w:tcPr>
-            <w:tcW w:w="3715" w:type="dxa"/>
+            <w:tcW w:w="3605" w:type="dxa"/>
             <w:gridSpan w:val="4"/>
             <w:tcBorders>
               <w:top w:val="single" w:sz="12" w:space="0" w:color="000000" w:themeColor="text1"/>
@@ -3302,11 +3302,11 @@
           </w:tblBorders>
         </w:tblPrEx>
         <w:trPr>
-          <w:trHeight w:val="731"/>
+          <w:trHeight w:val="638"/>
         </w:trPr>
         <w:tc>
           <w:tcPr>
-            <w:tcW w:w="10823" w:type="dxa"/>
+            <w:tcW w:w="10500" w:type="dxa"/>
             <w:gridSpan w:val="16"/>
             <w:tcBorders>
               <w:top w:val="nil"/>
@@ -3546,6 +3546,248 @@
         <w:sdtContent>
           <w:p>
             <w:pPr>
+              <w:jc w:val="center"/>
+              <w:rPr>
+                <w:rFonts w:asciiTheme="minorHAnsi" w:eastAsiaTheme="minorHAnsi" w:hAnsiTheme="minorHAnsi" w:cstheme="minorBidi"/>
+                <w:noProof/>
+                <w:color w:val="1F497D" w:themeColor="text2"/>
+                <w:sz w:val="40"/>
+                <w:szCs w:val="40"/>
+              </w:rPr>
+            </w:pPr>
+            <w:r>
+              <w:rPr>
+                <w:noProof/>
+                <w:color w:val="1F497D" w:themeColor="text2"/>
+                <w:sz w:val="44"/>
+                <w:szCs w:val="44"/>
+              </w:rPr>
+              <w:drawing>
+                <wp:anchor distT="0" distB="0" distL="114300" distR="114300" simplePos="0" relativeHeight="251667456" behindDoc="1" locked="0" layoutInCell="1" allowOverlap="1" wp14:anchorId="111C5290" wp14:editId="06981BC2">
+                  <wp:simplePos x="0" y="0"/>
+                  <wp:positionH relativeFrom="margin">
+                    <wp:posOffset>5443220</wp:posOffset>
+                  </wp:positionH>
+                  <wp:positionV relativeFrom="paragraph">
+                    <wp:posOffset>-373380</wp:posOffset>
+                  </wp:positionV>
+                  <wp:extent cx="1242060" cy="971550"/>
+                  <wp:effectExtent l="0" t="0" r="0" b="0"/>
+                  <wp:wrapTight wrapText="bothSides">
+                    <wp:wrapPolygon edited="0">
+                      <wp:start x="9276" y="1694"/>
+                      <wp:lineTo x="6294" y="3388"/>
+                      <wp:lineTo x="4969" y="5506"/>
+                      <wp:lineTo x="4969" y="9318"/>
+                      <wp:lineTo x="2982" y="13129"/>
+                      <wp:lineTo x="2650" y="16094"/>
+                      <wp:lineTo x="4307" y="17788"/>
+                      <wp:lineTo x="16896" y="17788"/>
+                      <wp:lineTo x="18883" y="16094"/>
+                      <wp:lineTo x="18221" y="13553"/>
+                      <wp:lineTo x="16233" y="9318"/>
+                      <wp:lineTo x="16564" y="6353"/>
+                      <wp:lineTo x="14908" y="3388"/>
+                      <wp:lineTo x="11926" y="1694"/>
+                      <wp:lineTo x="9276" y="1694"/>
+                    </wp:wrapPolygon>
+                  </wp:wrapTight>
+                  <wp:docPr id="699793620" name="Picture 3"/>
+                  <wp:cNvGraphicFramePr>
+                    <a:graphicFrameLocks xmlns:a="http://schemas.openxmlformats.org/drawingml/2006/main" noChangeAspect="1"/>
+                  </wp:cNvGraphicFramePr>
+                  <a:graphic xmlns:a="http://schemas.openxmlformats.org/drawingml/2006/main">
+                    <a:graphicData uri="http://schemas.openxmlformats.org/drawingml/2006/picture">
+                      <pic:pic xmlns:pic="http://schemas.openxmlformats.org/drawingml/2006/picture">
+                        <pic:nvPicPr>
+                          <pic:cNvPr id="1673798688" name="Picture 1673798688"/>
+                          <pic:cNvPicPr/>
+                        </pic:nvPicPr>
+                        <pic:blipFill>
+                          <a:blip r:embed="rId1">
+                            <a:extLst>
+                              <a:ext uri="{28A0092B-C50C-407E-A947-70E740481C1C}">
+                                <a14:useLocalDpi xmlns:a14="http://schemas.microsoft.com/office/drawing/2010/main" val="0"/>
+                              </a:ext>
+                            </a:extLst>
+                          </a:blip>
+                          <a:stretch>
+                            <a:fillRect/>
+                          </a:stretch>
+                        </pic:blipFill>
+                        <pic:spPr>
+                          <a:xfrm>
+                            <a:off x="0" y="0"/>
+                            <a:ext cx="1242060" cy="971550"/>
+                          </a:xfrm>
+                          <a:prstGeom prst="rect">
+                            <a:avLst/>
+                          </a:prstGeom>
+                          <a:effectLst>
+                            <a:innerShdw blurRad="63500" dist="50800" dir="16200000">
+                              <a:prstClr val="black">
+                                <a:alpha val="50000"/>
+                              </a:prstClr>
+                            </a:innerShdw>
+                          </a:effectLst>
+                        </pic:spPr>
+                      </pic:pic>
+                    </a:graphicData>
+                  </a:graphic>
+                  <wp14:sizeRelH relativeFrom="margin">
+                    <wp14:pctWidth>0</wp14:pctWidth>
+                  </wp14:sizeRelH>
+                  <wp14:sizeRelV relativeFrom="margin">
+                    <wp14:pctHeight>0</wp14:pctHeight>
+                  </wp14:sizeRelV>
+                </wp:anchor>
+              </w:drawing>
+            </w:r>
+            <w:r>
+              <w:rPr>
+                <w:noProof/>
+                <w:color w:val="1F497D" w:themeColor="text2"/>
+                <w:sz w:val="44"/>
+                <w:szCs w:val="44"/>
+              </w:rPr>
+              <w:drawing>
+                <wp:anchor distT="0" distB="0" distL="114300" distR="114300" simplePos="0" relativeHeight="251668480" behindDoc="1" locked="0" layoutInCell="1" allowOverlap="1" wp14:anchorId="146D92DB" wp14:editId="4AA7A9EF">
+                  <wp:simplePos x="0" y="0"/>
+                  <wp:positionH relativeFrom="column">
+                    <wp:posOffset>-194945</wp:posOffset>
+                  </wp:positionH>
+                  <wp:positionV relativeFrom="paragraph">
+                    <wp:posOffset>-252095</wp:posOffset>
+                  </wp:positionV>
+                  <wp:extent cx="699135" cy="699135"/>
+                  <wp:effectExtent l="0" t="0" r="5715" b="5715"/>
+                  <wp:wrapTight wrapText="bothSides">
+                    <wp:wrapPolygon edited="0">
+                      <wp:start x="0" y="0"/>
+                      <wp:lineTo x="0" y="21188"/>
+                      <wp:lineTo x="21188" y="21188"/>
+                      <wp:lineTo x="21188" y="0"/>
+                      <wp:lineTo x="0" y="0"/>
+                    </wp:wrapPolygon>
+                  </wp:wrapTight>
+                  <wp:docPr id="71918742" name="Picture 16"/>
+                  <wp:cNvGraphicFramePr>
+                    <a:graphicFrameLocks xmlns:a="http://schemas.openxmlformats.org/drawingml/2006/main" noChangeAspect="1"/>
+                  </wp:cNvGraphicFramePr>
+                  <a:graphic xmlns:a="http://schemas.openxmlformats.org/drawingml/2006/main">
+                    <a:graphicData uri="http://schemas.openxmlformats.org/drawingml/2006/picture">
+                      <pic:pic xmlns:pic="http://schemas.openxmlformats.org/drawingml/2006/picture">
+                        <pic:nvPicPr>
+                          <pic:cNvPr id="71918742" name="Picture 71918742"/>
+                          <pic:cNvPicPr/>
+                        </pic:nvPicPr>
+                        <pic:blipFill>
+                          <a:blip r:embed="rId2">
+                            <a:extLst>
+                              <a:ext uri="{28A0092B-C50C-407E-A947-70E740481C1C}">
+                                <a14:useLocalDpi xmlns:a14="http://schemas.microsoft.com/office/drawing/2010/main" val="0"/>
+                              </a:ext>
+                            </a:extLst>
+                          </a:blip>
+                          <a:stretch>
+                            <a:fillRect/>
+                          </a:stretch>
+                        </pic:blipFill>
+                        <pic:spPr>
+                          <a:xfrm>
+                            <a:off x="0" y="0"/>
+                            <a:ext cx="699135" cy="699135"/>
+                          </a:xfrm>
+                          <a:prstGeom prst="rect">
+                            <a:avLst/>
+                          </a:prstGeom>
+                        </pic:spPr>
+                      </pic:pic>
+                    </a:graphicData>
+                  </a:graphic>
+                  <wp14:sizeRelH relativeFrom="margin">
+                    <wp14:pctWidth>0</wp14:pctWidth>
+                  </wp14:sizeRelH>
+                  <wp14:sizeRelV relativeFrom="margin">
+                    <wp14:pctHeight>0</wp14:pctHeight>
+                  </wp14:sizeRelV>
+                </wp:anchor>
+              </w:drawing>
+            </w:r>
+            <w:hyperlink r:id="rId3" w:history="1">
+              <w:r>
+                <w:rPr>
+                  <w:rStyle w:val="Hyperlink"/>
+                  <w:rFonts w:asciiTheme="minorHAnsi" w:eastAsiaTheme="minorHAnsi" w:hAnsiTheme="minorHAnsi" w:cstheme="minorBidi"/>
+                  <w:noProof/>
+                  <w:color w:val="1F497D" w:themeColor="text2"/>
+                  <w:sz w:val="40"/>
+                  <w:szCs w:val="40"/>
+                </w:rPr>
+                <w:t xml:space="preserve">Mostanad </w:t>
+              </w:r>
+              <w:r>
+                <w:rPr>
+                  <w:rStyle w:val="Hyperlink"/>
+                  <w:rFonts w:asciiTheme="minorHAnsi" w:eastAsiaTheme="minorHAnsi" w:hAnsiTheme="minorHAnsi" w:cstheme="minorBidi"/>
+                  <w:noProof/>
+                  <w:color w:val="1F497D" w:themeColor="text2"/>
+                  <w:sz w:val="40"/>
+                  <w:szCs w:val="40"/>
+                </w:rPr>
+                <w:t>A</w:t>
+              </w:r>
+              <w:r>
+                <w:rPr>
+                  <w:rStyle w:val="Hyperlink"/>
+                  <w:rFonts w:asciiTheme="minorHAnsi" w:eastAsiaTheme="minorHAnsi" w:hAnsiTheme="minorHAnsi" w:cstheme="minorBidi"/>
+                  <w:noProof/>
+                  <w:color w:val="1F497D" w:themeColor="text2"/>
+                  <w:sz w:val="40"/>
+                  <w:szCs w:val="40"/>
+                </w:rPr>
+                <w:t xml:space="preserve">cademy | </w:t>
+              </w:r>
+              <w:r>
+                <w:rPr>
+                  <w:rStyle w:val="Hyperlink"/>
+                  <w:rFonts w:asciiTheme="minorHAnsi" w:eastAsiaTheme="minorHAnsi" w:hAnsiTheme="minorHAnsi" w:cs="Arial"/>
+                  <w:noProof/>
+                  <w:color w:val="1F497D" w:themeColor="text2"/>
+                  <w:sz w:val="40"/>
+                  <w:szCs w:val="40"/>
+                  <w:rtl/>
+                </w:rPr>
+                <w:t>مستند أكا</w:t>
+              </w:r>
+              <w:r>
+                <w:rPr>
+                  <w:rStyle w:val="Hyperlink"/>
+                  <w:rFonts w:asciiTheme="minorHAnsi" w:eastAsiaTheme="minorHAnsi" w:hAnsiTheme="minorHAnsi" w:cs="Arial"/>
+                  <w:noProof/>
+                  <w:color w:val="1F497D" w:themeColor="text2"/>
+                  <w:sz w:val="40"/>
+                  <w:szCs w:val="40"/>
+                  <w:rtl/>
+                </w:rPr>
+                <w:t>د</w:t>
+              </w:r>
+              <w:r>
+                <w:rPr>
+                  <w:rStyle w:val="Hyperlink"/>
+                  <w:rFonts w:asciiTheme="minorHAnsi" w:eastAsiaTheme="minorHAnsi" w:hAnsiTheme="minorHAnsi" w:cs="Arial"/>
+                  <w:noProof/>
+                  <w:color w:val="1F497D" w:themeColor="text2"/>
+                  <w:sz w:val="40"/>
+                  <w:szCs w:val="40"/>
+                  <w:rtl/>
+                </w:rPr>
+                <w:t>يمي</w:t>
+              </w:r>
+            </w:hyperlink>
+          </w:p>
+          <w:p>
+            <w:pPr>
               <w:spacing w:before="120" w:after="200"/>
               <w:outlineLvl w:val="0"/>
               <w:rPr>
@@ -3554,6 +3796,22 @@
                 <w:szCs w:val="18"/>
               </w:rPr>
             </w:pPr>
+            <w:r>
+              <w:rPr>
+                <w:rFonts w:asciiTheme="minorBidi" w:hAnsiTheme="minorBidi"/>
+                <w:sz w:val="18"/>
+                <w:szCs w:val="18"/>
+              </w:rPr>
+              <w:tab/>
+            </w:r>
+            <w:r>
+              <w:rPr>
+                <w:rFonts w:asciiTheme="minorBidi" w:hAnsiTheme="minorBidi"/>
+                <w:sz w:val="18"/>
+                <w:szCs w:val="18"/>
+              </w:rPr>
+              <w:tab/>
+            </w:r>
           </w:p>
           <w:p>
             <w:pPr>
@@ -8772,6 +9030,18 @@
       <w:shd w:val="clear" w:color="auto" w:fill="E1DFDD"/>
     </w:rPr>
   </w:style>
+  <w:style w:type="character" w:styleId="FollowedHyperlink">
+    <w:name w:val="FollowedHyperlink"/>
+    <w:basedOn w:val="DefaultParagraphFont"/>
+    <w:uiPriority w:val="99"/>
+    <w:semiHidden/>
+    <w:unhideWhenUsed/>
+    <w:rsid w:val="00EA71C3"/>
+    <w:rPr>
+      <w:color w:val="800080" w:themeColor="followedHyperlink"/>
+      <w:u w:val="single"/>
+    </w:rPr>
+  </w:style>
 </w:styles>
 </file>
 
